--- a/Files/02 - Shemos/09 - Ki Sisa/5783/Ki Sisa 5783.docx
+++ b/Files/02 - Shemos/09 - Ki Sisa/5783/Ki Sisa 5783.docx
@@ -608,7 +608,7 @@
         <w:rPr>
           <w:rFonts w:ascii="Times New Roman" w:hAnsi="Times New Roman" w:cs="Times New Roman"/>
         </w:rPr>
-        <w:t xml:space="preserve"> to give more than</w:t>
+        <w:t xml:space="preserve"> to give more than </w:t>
       </w:r>
       <w:r>
         <w:rPr>

--- a/Files/02 - Shemos/09 - Ki Sisa/5783/Ki Sisa 5783.docx
+++ b/Files/02 - Shemos/09 - Ki Sisa/5783/Ki Sisa 5783.docx
@@ -356,35 +356,19 @@
       <w:r>
         <w:rPr>
           <w:rFonts w:ascii="Times New Roman" w:hAnsi="Times New Roman" w:cs="Times New Roman"/>
+        </w:rPr>
+        <w:t>30:15</w:t>
+      </w:r>
+      <w:r>
+        <w:rPr>
+          <w:rFonts w:ascii="Times New Roman" w:hAnsi="Times New Roman" w:cs="Times New Roman"/>
           <w:rtl/>
         </w:rPr>
         <w:t>(</w:t>
       </w:r>
       <w:r>
         <w:rPr>
-          <w:rFonts w:ascii="Times New Roman" w:hAnsi="Times New Roman" w:cs="Times New Roman" w:hint="cs"/>
-          <w:rtl/>
-        </w:rPr>
-        <w:t>שמות</w:t>
-      </w:r>
-      <w:r>
-        <w:rPr>
-          <w:rFonts w:ascii="Times New Roman" w:hAnsi="Times New Roman" w:cs="Times New Roman"/>
-          <w:rtl/>
-        </w:rPr>
-        <w:t xml:space="preserve"> </w:t>
-      </w:r>
-      <w:r>
-        <w:rPr>
-          <w:rFonts w:ascii="Times New Roman" w:hAnsi="Times New Roman" w:cs="Times New Roman" w:hint="cs"/>
-          <w:rtl/>
-        </w:rPr>
-        <w:t>ל</w:t>
-      </w:r>
-      <w:r>
-        <w:rPr>
-          <w:rFonts w:ascii="Times New Roman" w:hAnsi="Times New Roman" w:cs="Times New Roman"/>
-          <w:rtl/>
+          <w:rFonts w:ascii="Times New Roman" w:hAnsi="Times New Roman" w:cs="Times New Roman"/>
         </w:rPr>
         <w:t>:</w:t>
       </w:r>
@@ -393,19 +377,6 @@
           <w:rFonts w:ascii="Times New Roman" w:hAnsi="Times New Roman" w:cs="Times New Roman" w:hint="cs"/>
           <w:rtl/>
         </w:rPr>
-        <w:t>טו</w:t>
-      </w:r>
-      <w:r>
-        <w:rPr>
-          <w:rFonts w:ascii="Times New Roman" w:hAnsi="Times New Roman" w:cs="Times New Roman"/>
-        </w:rPr>
-        <w:t>:</w:t>
-      </w:r>
-      <w:r>
-        <w:rPr>
-          <w:rFonts w:ascii="Times New Roman" w:hAnsi="Times New Roman" w:cs="Times New Roman" w:hint="cs"/>
-          <w:rtl/>
-        </w:rPr>
         <w:t>הֶעָשִׁיר</w:t>
       </w:r>
       <w:r>
@@ -608,7 +579,7 @@
         <w:rPr>
           <w:rFonts w:ascii="Times New Roman" w:hAnsi="Times New Roman" w:cs="Times New Roman"/>
         </w:rPr>
-        <w:t xml:space="preserve"> to give more than </w:t>
+        <w:t xml:space="preserve"> to give more than</w:t>
       </w:r>
       <w:r>
         <w:rPr>

--- a/Files/02 - Shemos/09 - Ki Sisa/5783/Ki Sisa 5783.docx
+++ b/Files/02 - Shemos/09 - Ki Sisa/5783/Ki Sisa 5783.docx
@@ -579,7 +579,7 @@
         <w:rPr>
           <w:rFonts w:ascii="Times New Roman" w:hAnsi="Times New Roman" w:cs="Times New Roman"/>
         </w:rPr>
-        <w:t xml:space="preserve"> to give more than</w:t>
+        <w:t xml:space="preserve"> to give more than </w:t>
       </w:r>
       <w:r>
         <w:rPr>
